--- a/msp-forge/factory/CNC-MSP-2026-0812-001_Medical_Surveillance_Plan_DRAFT.docx
+++ b/msp-forge/factory/CNC-MSP-2026-0812-001_Medical_Surveillance_Plan_DRAFT.docx
@@ -615,7 +615,7 @@
                 <w:sz w:val="17"/>
                 <w:szCs w:val="17"/>
               </w:rPr>
-              <w:t xml:space="preserve">[Designated OMP per CR-12.7, inserted at OMP approval]</w:t>
+              <w:t xml:space="preserve">Dr C. P. Green-Thompson | HPCSA Reg No. MP 0195952 | SASOM Membership SAS1270 (approval pending, Section 11.1)</w:t>
             </w:r>
           </w:p>
         </w:tc>
@@ -1140,7 +1140,7 @@
                 <w:sz w:val="17"/>
                 <w:szCs w:val="17"/>
               </w:rPr>
-              <w:t xml:space="preserve">[Designated OMP per CR-12.7, inserted at OMP approval]</w:t>
+              <w:t xml:space="preserve">Dr C. P. Green-Thompson | HPCSA Reg No. MP 0195952 | SASOM Membership SAS1270 (approval pending, Section 11.1)</w:t>
             </w:r>
           </w:p>
         </w:tc>
@@ -13804,7 +13804,7 @@
           <w:sz w:val="19"/>
           <w:szCs w:val="19"/>
         </w:rPr>
-        <w:t xml:space="preserve">Role: Designated Occupational Medical Practitioner, HPCSA Practice No. [Practice Number]</w:t>
+        <w:t xml:space="preserve">Role: Designated Occupational Medical Practitioner. Dr C. P. Green-Thompson | HPCSA Reg No. MP 0195952 | SASOM Membership SAS1270</w:t>
       </w:r>
     </w:p>
     <w:p>

--- a/msp-forge/factory/CNC-MSP-2026-0812-001_Medical_Surveillance_Plan_DRAFT.docx
+++ b/msp-forge/factory/CNC-MSP-2026-0812-001_Medical_Surveillance_Plan_DRAFT.docx
@@ -76,7 +76,7 @@
           <w:sz w:val="18"/>
           <w:szCs w:val="18"/>
         </w:rPr>
-        <w:t xml:space="preserve">Document Reference: CNC-MSP-2026-0812-001   |   Version 1.0   |   Date of Issue: 2026-08-12</w:t>
+        <w:t xml:space="preserve">Document Reference: CNC-MSP-2026-0812-001   |   Version 1.0   |   Date of Issue: 2026-08-14</w:t>
       </w:r>
     </w:p>
     <w:tbl>
@@ -908,7 +908,7 @@
                 <w:sz w:val="17"/>
                 <w:szCs w:val="17"/>
               </w:rPr>
-              <w:t xml:space="preserve">2026-08-12</w:t>
+              <w:t xml:space="preserve">2026-08-14</w:t>
             </w:r>
           </w:p>
         </w:tc>
@@ -2222,7 +2222,7 @@
                 <w:sz w:val="17"/>
                 <w:szCs w:val="17"/>
               </w:rPr>
-              <w:t xml:space="preserve">National Road Traffic Act 93 of 1996, read with the National Road Traffic Regulations, Professional Driving Permit medical fitness provisions</w:t>
+              <w:t xml:space="preserve">National Road Traffic Act 93 of 1996, Chapter 13 professional driving permits, read with the National Road Traffic Regulations, 2000 (GNR 225 of 17 March 2000), regulations 115 to 117: regulation 115 sets the categories of drivers requiring a professional driving permit, and regulation 117(b) disqualifies an applicant who is not medically fit, evidenced by the prescribed medical certificate form completed by a registered health practitioner.</w:t>
             </w:r>
           </w:p>
         </w:tc>
@@ -2425,6 +2425,238 @@
                 <w:szCs w:val="17"/>
               </w:rPr>
               <w:t xml:space="preserve">Perverse incentive prohibition; the employer is the payer</w:t>
+            </w:r>
+          </w:p>
+        </w:tc>
+      </w:tr>
+      <w:tr>
+        <w:tc>
+          <w:tcPr>
+            <w:tcW w:type="dxa" w:w="4600"/>
+            <w:shd w:fill="F2F2F2" w:val="clear"/>
+            <w:tcMar>
+              <w:top w:type="dxa" w:w="60"/>
+              <w:left w:type="dxa" w:w="80"/>
+              <w:bottom w:type="dxa" w:w="60"/>
+              <w:right w:type="dxa" w:w="80"/>
+            </w:tcMar>
+            <w:vAlign w:val="top"/>
+          </w:tcPr>
+          <w:p>
+            <w:r>
+              <w:rPr>
+                <w:rFonts w:ascii="Arial" w:cs="Arial" w:eastAsia="Arial" w:hAnsi="Arial"/>
+                <w:b w:val="false"/>
+                <w:bCs w:val="false"/>
+                <w:i w:val="false"/>
+                <w:iCs w:val="false"/>
+                <w:color w:val="1A1A1A"/>
+                <w:sz w:val="17"/>
+                <w:szCs w:val="17"/>
+              </w:rPr>
+              <w:t xml:space="preserve">Driven Machinery Regulations, 2015, promulgated 24 June 2015 under GNR 539, 540 and 542 of 2015 in Government Gazettes 38904 and 38905, made under the Occupational Health and Safety Act 85 of 1993. Regulation 18 (lifting machines) requires that lifting machines are operated only by persons who are trained, certified competent, authorised in writing, and in possession of a medical certificate of fitness.</w:t>
+            </w:r>
+          </w:p>
+        </w:tc>
+        <w:tc>
+          <w:tcPr>
+            <w:tcW w:type="dxa" w:w="4472"/>
+            <w:shd w:fill="F2F2F2" w:val="clear"/>
+            <w:tcMar>
+              <w:top w:type="dxa" w:w="60"/>
+              <w:left w:type="dxa" w:w="80"/>
+              <w:bottom w:type="dxa" w:w="60"/>
+              <w:right w:type="dxa" w:w="80"/>
+            </w:tcMar>
+            <w:vAlign w:val="top"/>
+          </w:tcPr>
+          <w:p>
+            <w:r>
+              <w:rPr>
+                <w:rFonts w:ascii="Arial" w:cs="Arial" w:eastAsia="Arial" w:hAnsi="Arial"/>
+                <w:b w:val="false"/>
+                <w:bCs w:val="false"/>
+                <w:i w:val="false"/>
+                <w:iCs w:val="false"/>
+                <w:color w:val="1A1A1A"/>
+                <w:sz w:val="17"/>
+                <w:szCs w:val="17"/>
+              </w:rPr>
+              <w:t xml:space="preserve">Crane, hoist, and lifting machine operator medical certificates of fitness per regulation 18</w:t>
+            </w:r>
+          </w:p>
+        </w:tc>
+      </w:tr>
+      <w:tr>
+        <w:tc>
+          <w:tcPr>
+            <w:tcW w:type="dxa" w:w="4600"/>
+            <w:shd w:fill="FFFFFF" w:val="clear"/>
+            <w:tcMar>
+              <w:top w:type="dxa" w:w="60"/>
+              <w:left w:type="dxa" w:w="80"/>
+              <w:bottom w:type="dxa" w:w="60"/>
+              <w:right w:type="dxa" w:w="80"/>
+            </w:tcMar>
+            <w:vAlign w:val="top"/>
+          </w:tcPr>
+          <w:p>
+            <w:r>
+              <w:rPr>
+                <w:rFonts w:ascii="Arial" w:cs="Arial" w:eastAsia="Arial" w:hAnsi="Arial"/>
+                <w:b w:val="false"/>
+                <w:bCs w:val="false"/>
+                <w:i w:val="false"/>
+                <w:iCs w:val="false"/>
+                <w:color w:val="1A1A1A"/>
+                <w:sz w:val="17"/>
+                <w:szCs w:val="17"/>
+              </w:rPr>
+              <w:t xml:space="preserve">General Safety Regulations, 1986, GNR 1031, Government Gazette 10252, 30 May 1986, made under the Machinery and Occupational Safety Act 6 of 1983 and kept in force under the Occupational Health and Safety Act 85 of 1993. The Regulations govern first aid provision, personal protective equipment, work in elevated positions, ladders, and general workplace safety duties. They prescribe no standing medical battery: fitness for the work they govern rests on EEA section 7 inherent requirements.</w:t>
+            </w:r>
+          </w:p>
+        </w:tc>
+        <w:tc>
+          <w:tcPr>
+            <w:tcW w:type="dxa" w:w="4472"/>
+            <w:shd w:fill="FFFFFF" w:val="clear"/>
+            <w:tcMar>
+              <w:top w:type="dxa" w:w="60"/>
+              <w:left w:type="dxa" w:w="80"/>
+              <w:bottom w:type="dxa" w:w="60"/>
+              <w:right w:type="dxa" w:w="80"/>
+            </w:tcMar>
+            <w:vAlign w:val="top"/>
+          </w:tcPr>
+          <w:p>
+            <w:r>
+              <w:rPr>
+                <w:rFonts w:ascii="Arial" w:cs="Arial" w:eastAsia="Arial" w:hAnsi="Arial"/>
+                <w:b w:val="false"/>
+                <w:bCs w:val="false"/>
+                <w:i w:val="false"/>
+                <w:iCs w:val="false"/>
+                <w:color w:val="1A1A1A"/>
+                <w:sz w:val="17"/>
+                <w:szCs w:val="17"/>
+              </w:rPr>
+              <w:t xml:space="preserve">First aid, PPE, elevated positions, and ladder duties on construction sites</w:t>
+            </w:r>
+          </w:p>
+        </w:tc>
+      </w:tr>
+      <w:tr>
+        <w:tc>
+          <w:tcPr>
+            <w:tcW w:type="dxa" w:w="4600"/>
+            <w:shd w:fill="F2F2F2" w:val="clear"/>
+            <w:tcMar>
+              <w:top w:type="dxa" w:w="60"/>
+              <w:left w:type="dxa" w:w="80"/>
+              <w:bottom w:type="dxa" w:w="60"/>
+              <w:right w:type="dxa" w:w="80"/>
+            </w:tcMar>
+            <w:vAlign w:val="top"/>
+          </w:tcPr>
+          <w:p>
+            <w:r>
+              <w:rPr>
+                <w:rFonts w:ascii="Arial" w:cs="Arial" w:eastAsia="Arial" w:hAnsi="Arial"/>
+                <w:b w:val="false"/>
+                <w:bCs w:val="false"/>
+                <w:i w:val="false"/>
+                <w:iCs w:val="false"/>
+                <w:color w:val="1A1A1A"/>
+                <w:sz w:val="17"/>
+                <w:szCs w:val="17"/>
+              </w:rPr>
+              <w:t xml:space="preserve">General Administrative Regulations, 2003, GNR 929, Government Gazette 25129, 25 June 2003, made under section 43 of the Occupational Health and Safety Act 85 of 1993 after consultation with the Advisory Council for Occupational Health and Safety, repealing GNR 1449 of 6 September 1996. The Regulations govern incident reporting and recording, health and safety representatives and committees, and administrative duties. They prescribe no standing medical battery: the incident recording duties they impose feed the surveillance programme's review triggers.</w:t>
+            </w:r>
+          </w:p>
+        </w:tc>
+        <w:tc>
+          <w:tcPr>
+            <w:tcW w:type="dxa" w:w="4472"/>
+            <w:shd w:fill="F2F2F2" w:val="clear"/>
+            <w:tcMar>
+              <w:top w:type="dxa" w:w="60"/>
+              <w:left w:type="dxa" w:w="80"/>
+              <w:bottom w:type="dxa" w:w="60"/>
+              <w:right w:type="dxa" w:w="80"/>
+            </w:tcMar>
+            <w:vAlign w:val="top"/>
+          </w:tcPr>
+          <w:p>
+            <w:r>
+              <w:rPr>
+                <w:rFonts w:ascii="Arial" w:cs="Arial" w:eastAsia="Arial" w:hAnsi="Arial"/>
+                <w:b w:val="false"/>
+                <w:bCs w:val="false"/>
+                <w:i w:val="false"/>
+                <w:iCs w:val="false"/>
+                <w:color w:val="1A1A1A"/>
+                <w:sz w:val="17"/>
+                <w:szCs w:val="17"/>
+              </w:rPr>
+              <w:t xml:space="preserve">Incident reporting and health and safety representative duties</w:t>
+            </w:r>
+          </w:p>
+        </w:tc>
+      </w:tr>
+      <w:tr>
+        <w:tc>
+          <w:tcPr>
+            <w:tcW w:type="dxa" w:w="4600"/>
+            <w:shd w:fill="FFFFFF" w:val="clear"/>
+            <w:tcMar>
+              <w:top w:type="dxa" w:w="60"/>
+              <w:left w:type="dxa" w:w="80"/>
+              <w:bottom w:type="dxa" w:w="60"/>
+              <w:right w:type="dxa" w:w="80"/>
+            </w:tcMar>
+            <w:vAlign w:val="top"/>
+          </w:tcPr>
+          <w:p>
+            <w:r>
+              <w:rPr>
+                <w:rFonts w:ascii="Arial" w:cs="Arial" w:eastAsia="Arial" w:hAnsi="Arial"/>
+                <w:b w:val="false"/>
+                <w:bCs w:val="false"/>
+                <w:i w:val="false"/>
+                <w:iCs w:val="false"/>
+                <w:color w:val="1A1A1A"/>
+                <w:sz w:val="17"/>
+                <w:szCs w:val="17"/>
+              </w:rPr>
+              <w:t xml:space="preserve">Environmental Regulations for Workplaces, 1987, GN R.2281 of 16 October 1987, made under the Occupational Health and Safety Act 85 of 1993</w:t>
+            </w:r>
+          </w:p>
+        </w:tc>
+        <w:tc>
+          <w:tcPr>
+            <w:tcW w:type="dxa" w:w="4472"/>
+            <w:shd w:fill="FFFFFF" w:val="clear"/>
+            <w:tcMar>
+              <w:top w:type="dxa" w:w="60"/>
+              <w:left w:type="dxa" w:w="80"/>
+              <w:bottom w:type="dxa" w:w="60"/>
+              <w:right w:type="dxa" w:w="80"/>
+            </w:tcMar>
+            <w:vAlign w:val="top"/>
+          </w:tcPr>
+          <w:p>
+            <w:r>
+              <w:rPr>
+                <w:rFonts w:ascii="Arial" w:cs="Arial" w:eastAsia="Arial" w:hAnsi="Arial"/>
+                <w:b w:val="false"/>
+                <w:bCs w:val="false"/>
+                <w:i w:val="false"/>
+                <w:iCs w:val="false"/>
+                <w:color w:val="1A1A1A"/>
+                <w:sz w:val="17"/>
+                <w:szCs w:val="17"/>
+              </w:rPr>
+              <w:t xml:space="preserve">Outdoor and hot work thermal environments; fitness certification for hot work per regulation 5(4)</w:t>
             </w:r>
           </w:p>
         </w:tc>
@@ -11074,7 +11306,7 @@
                 <w:sz w:val="17"/>
                 <w:szCs w:val="17"/>
               </w:rPr>
-              <w:t xml:space="preserve">Audiometry; Chest X-ray per silica protocol; Respiratory symptom questionnaire; Spirometry; Heights medical (cardiovascular, neurological, vision, blood pressure, BMI, vertigo and balance screen); Heat stress tolerance assessment</w:t>
+              <w:t xml:space="preserve">Audiometry; Chest X-ray per silica protocol; ODMWA benefit examination battery: chest X-ray with lung function for dust exposed mine workers; Respiratory symptom questionnaire; Spirometry; Heights medical (cardiovascular, neurological, vision, blood pressure, BMI, vertigo and balance screen); Heat stress tolerance assessment; Heat tolerance screening for hot underground workings</w:t>
             </w:r>
           </w:p>
         </w:tc>
@@ -11102,7 +11334,7 @@
                 <w:sz w:val="17"/>
                 <w:szCs w:val="17"/>
               </w:rPr>
-              <w:t xml:space="preserve">Audiometry (12 months); Chest X-ray per silica protocol (12 months); Respiratory symptom questionnaire (12 months); Spirometry (12 months); Heights medical (cardiovascular, neurological, vision, blood pressure, BMI, vertigo and balance screen) (12 months); Heat stress tolerance assessment (12 months)</w:t>
+              <w:t xml:space="preserve">Audiometry (12 months); Chest X-ray per silica protocol (12 months); ODMWA benefit examination battery: chest X-ray with lung function for dust exposed mine workers (12 months); Respiratory symptom questionnaire (12 months); Spirometry (12 months); Heights medical (cardiovascular, neurological, vision, blood pressure, BMI, vertigo and balance screen) (12 months); Heat stress tolerance assessment (12 months); Heat tolerance screening for hot underground workings (12 months)</w:t>
             </w:r>
           </w:p>
         </w:tc>
@@ -11130,7 +11362,7 @@
                 <w:sz w:val="17"/>
                 <w:szCs w:val="17"/>
               </w:rPr>
-              <w:t xml:space="preserve">Audiometry; Chest X-ray per silica protocol; Respiratory symptom questionnaire; Spirometry; Heights medical (cardiovascular, neurological, vision, blood pressure, BMI, vertigo and balance screen); Heat stress tolerance assessment</w:t>
+              <w:t xml:space="preserve">Audiometry; Chest X-ray per silica protocol; ODMWA benefit examination battery: chest X-ray with lung function for dust exposed mine workers; Respiratory symptom questionnaire; Spirometry; Heights medical (cardiovascular, neurological, vision, blood pressure, BMI, vertigo and balance screen); Heat stress tolerance assessment; Heat tolerance screening for hot underground workings</w:t>
             </w:r>
           </w:p>
         </w:tc>
@@ -11216,7 +11448,7 @@
                 <w:sz w:val="17"/>
                 <w:szCs w:val="17"/>
               </w:rPr>
-              <w:t xml:space="preserve">Audiometry; Chest X-ray per silica protocol; Respiratory symptom questionnaire; Spirometry; Musculoskeletal and ergonomic assessment; Heat stress tolerance assessment</w:t>
+              <w:t xml:space="preserve">Audiometry; Chest X-ray per silica protocol; ODMWA benefit examination battery: chest X-ray with lung function for dust exposed mine workers; Respiratory symptom questionnaire; Spirometry; Musculoskeletal and ergonomic assessment; Heat stress tolerance assessment; Heat tolerance screening for hot underground workings</w:t>
             </w:r>
           </w:p>
         </w:tc>
@@ -11244,7 +11476,7 @@
                 <w:sz w:val="17"/>
                 <w:szCs w:val="17"/>
               </w:rPr>
-              <w:t xml:space="preserve">Audiometry (12 months); Chest X-ray per silica protocol (12 months); Respiratory symptom questionnaire (12 months); Spirometry (12 months); Musculoskeletal and ergonomic assessment (12 months); Heat stress tolerance assessment (12 months)</w:t>
+              <w:t xml:space="preserve">Audiometry (12 months); Chest X-ray per silica protocol (12 months); ODMWA benefit examination battery: chest X-ray with lung function for dust exposed mine workers (12 months); Respiratory symptom questionnaire (12 months); Spirometry (12 months); Musculoskeletal and ergonomic assessment (12 months); Heat stress tolerance assessment (12 months); Heat tolerance screening for hot underground workings (12 months)</w:t>
             </w:r>
           </w:p>
         </w:tc>
@@ -11272,7 +11504,7 @@
                 <w:sz w:val="17"/>
                 <w:szCs w:val="17"/>
               </w:rPr>
-              <w:t xml:space="preserve">Audiometry; Chest X-ray per silica protocol; Respiratory symptom questionnaire; Spirometry; Musculoskeletal and ergonomic assessment; Heat stress tolerance assessment</w:t>
+              <w:t xml:space="preserve">Audiometry; Chest X-ray per silica protocol; ODMWA benefit examination battery: chest X-ray with lung function for dust exposed mine workers; Respiratory symptom questionnaire; Spirometry; Musculoskeletal and ergonomic assessment; Heat stress tolerance assessment; Heat tolerance screening for hot underground workings</w:t>
             </w:r>
           </w:p>
         </w:tc>
@@ -11500,7 +11732,7 @@
                 <w:sz w:val="17"/>
                 <w:szCs w:val="17"/>
               </w:rPr>
-              <w:t xml:space="preserve">Vibration and musculoskeletal screen; Audiometry; Dermatological screen; Occupational chemical exposure medical assessment; Musculoskeletal and ergonomic assessment</w:t>
+              <w:t xml:space="preserve">Vibration and musculoskeletal screen; Audiometry; Cholinesterase biological effect monitoring (plasma and erythrocyte) for organophosphate pesticide exposure; Dermatological screen; Occupational chemical exposure medical assessment; Musculoskeletal and ergonomic assessment</w:t>
             </w:r>
           </w:p>
         </w:tc>
@@ -11528,7 +11760,7 @@
                 <w:sz w:val="17"/>
                 <w:szCs w:val="17"/>
               </w:rPr>
-              <w:t xml:space="preserve">Vibration and musculoskeletal screen (12 months); Audiometry (12 months); Dermatological screen (12 months); Occupational chemical exposure medical assessment (12 months); Musculoskeletal and ergonomic assessment (12 months)</w:t>
+              <w:t xml:space="preserve">Vibration and musculoskeletal screen (12 months); Audiometry (12 months); Cholinesterase biological effect monitoring (plasma and erythrocyte) for organophosphate pesticide exposure (12 months); Dermatological screen (12 months); Occupational chemical exposure medical assessment (12 months); Musculoskeletal and ergonomic assessment (12 months)</w:t>
             </w:r>
           </w:p>
         </w:tc>
@@ -11556,7 +11788,7 @@
                 <w:sz w:val="17"/>
                 <w:szCs w:val="17"/>
               </w:rPr>
-              <w:t xml:space="preserve">Vibration and musculoskeletal screen; Audiometry; Dermatological screen; Occupational chemical exposure medical assessment; Musculoskeletal and ergonomic assessment</w:t>
+              <w:t xml:space="preserve">Vibration and musculoskeletal screen; Audiometry; Cholinesterase biological effect monitoring (plasma and erythrocyte) for organophosphate pesticide exposure; Dermatological screen; Occupational chemical exposure medical assessment; Musculoskeletal and ergonomic assessment</w:t>
             </w:r>
           </w:p>
         </w:tc>
@@ -11642,7 +11874,7 @@
                 <w:sz w:val="17"/>
                 <w:szCs w:val="17"/>
               </w:rPr>
-              <w:t xml:space="preserve">Dermatological screen; Occupational chemical exposure medical assessment; Vision screening including colour vision, and skin surveillance for ultraviolet exposure; Audiometry</w:t>
+              <w:t xml:space="preserve">Cholinesterase biological effect monitoring (plasma and erythrocyte) for organophosphate pesticide exposure; Dermatological screen; Occupational chemical exposure medical assessment; Radiation worker medical surveillance linked to personal dose monitoring; Vision screening including colour vision, and skin surveillance for ultraviolet exposure; Audiometry</w:t>
             </w:r>
           </w:p>
         </w:tc>
@@ -11670,7 +11902,7 @@
                 <w:sz w:val="17"/>
                 <w:szCs w:val="17"/>
               </w:rPr>
-              <w:t xml:space="preserve">Dermatological screen (12 months); Occupational chemical exposure medical assessment (12 months); Vision screening including colour vision, and skin surveillance for ultraviolet exposure (12 months); Audiometry (12 months)</w:t>
+              <w:t xml:space="preserve">Cholinesterase biological effect monitoring (plasma and erythrocyte) for organophosphate pesticide exposure (12 months); Dermatological screen (12 months); Occupational chemical exposure medical assessment (12 months); Radiation worker medical surveillance linked to personal dose monitoring (12 months); Vision screening including colour vision, and skin surveillance for ultraviolet exposure (12 months); Audiometry (12 months)</w:t>
             </w:r>
           </w:p>
         </w:tc>
@@ -11698,7 +11930,7 @@
                 <w:sz w:val="17"/>
                 <w:szCs w:val="17"/>
               </w:rPr>
-              <w:t xml:space="preserve">Dermatological screen; Occupational chemical exposure medical assessment; Vision screening including colour vision, and skin surveillance for ultraviolet exposure; Audiometry</w:t>
+              <w:t xml:space="preserve">Cholinesterase biological effect monitoring (plasma and erythrocyte) for organophosphate pesticide exposure; Dermatological screen; Occupational chemical exposure medical assessment; Radiation worker medical surveillance linked to personal dose monitoring; Vision screening including colour vision, and skin surveillance for ultraviolet exposure; Audiometry</w:t>
             </w:r>
           </w:p>
         </w:tc>
@@ -11784,7 +12016,7 @@
                 <w:sz w:val="17"/>
                 <w:szCs w:val="17"/>
               </w:rPr>
-              <w:t xml:space="preserve">Chest X-ray per silica protocol; Respiratory symptom questionnaire; Spirometry; Dermatological screen; Occupational chemical exposure medical assessment; Musculoskeletal and ergonomic assessment</w:t>
+              <w:t xml:space="preserve">Chest X-ray per silica protocol; ODMWA benefit examination battery: chest X-ray with lung function for dust exposed mine workers; Respiratory symptom questionnaire; Spirometry; Cholinesterase biological effect monitoring (plasma and erythrocyte) for organophosphate pesticide exposure; Dermatological screen; Occupational chemical exposure medical assessment; Musculoskeletal and ergonomic assessment</w:t>
             </w:r>
           </w:p>
         </w:tc>
@@ -11812,7 +12044,7 @@
                 <w:sz w:val="17"/>
                 <w:szCs w:val="17"/>
               </w:rPr>
-              <w:t xml:space="preserve">Chest X-ray per silica protocol (12 months); Respiratory symptom questionnaire (12 months); Spirometry (12 months); Dermatological screen (12 months); Occupational chemical exposure medical assessment (12 months); Musculoskeletal and ergonomic assessment (12 months)</w:t>
+              <w:t xml:space="preserve">Chest X-ray per silica protocol (12 months); ODMWA benefit examination battery: chest X-ray with lung function for dust exposed mine workers (12 months); Respiratory symptom questionnaire (12 months); Spirometry (12 months); Cholinesterase biological effect monitoring (plasma and erythrocyte) for organophosphate pesticide exposure (12 months); Dermatological screen (12 months); Occupational chemical exposure medical assessment (12 months); Musculoskeletal and ergonomic assessment (12 months)</w:t>
             </w:r>
           </w:p>
         </w:tc>
@@ -11840,7 +12072,7 @@
                 <w:sz w:val="17"/>
                 <w:szCs w:val="17"/>
               </w:rPr>
-              <w:t xml:space="preserve">Chest X-ray per silica protocol; Respiratory symptom questionnaire; Spirometry; Dermatological screen; Occupational chemical exposure medical assessment; Musculoskeletal and ergonomic assessment</w:t>
+              <w:t xml:space="preserve">Chest X-ray per silica protocol; ODMWA benefit examination battery: chest X-ray with lung function for dust exposed mine workers; Respiratory symptom questionnaire; Spirometry; Cholinesterase biological effect monitoring (plasma and erythrocyte) for organophosphate pesticide exposure; Dermatological screen; Occupational chemical exposure medical assessment; Musculoskeletal and ergonomic assessment</w:t>
             </w:r>
           </w:p>
         </w:tc>
@@ -11926,7 +12158,7 @@
                 <w:sz w:val="17"/>
                 <w:szCs w:val="17"/>
               </w:rPr>
-              <w:t xml:space="preserve">PrDP statutory medical and vision screen; Vibration and musculoskeletal screen; Musculoskeletal and ergonomic assessment</w:t>
+              <w:t xml:space="preserve">Lifting machine operator medical certificate of fitness; PrDP statutory medical and vision screen; Vibration and musculoskeletal screen; Musculoskeletal and ergonomic assessment</w:t>
             </w:r>
           </w:p>
         </w:tc>
@@ -11954,7 +12186,7 @@
                 <w:sz w:val="17"/>
                 <w:szCs w:val="17"/>
               </w:rPr>
-              <w:t xml:space="preserve">PrDP statutory medical and vision screen (12 months); Vibration and musculoskeletal screen (12 months); Musculoskeletal and ergonomic assessment (12 months)</w:t>
+              <w:t xml:space="preserve">Lifting machine operator medical certificate of fitness (12 months); PrDP statutory medical and vision screen (12 months); Vibration and musculoskeletal screen (12 months); Musculoskeletal and ergonomic assessment (12 months)</w:t>
             </w:r>
           </w:p>
         </w:tc>
@@ -11982,7 +12214,7 @@
                 <w:sz w:val="17"/>
                 <w:szCs w:val="17"/>
               </w:rPr>
-              <w:t xml:space="preserve">PrDP statutory medical and vision screen; Vibration and musculoskeletal screen; Musculoskeletal and ergonomic assessment</w:t>
+              <w:t xml:space="preserve">Lifting machine operator medical certificate of fitness; PrDP statutory medical and vision screen; Vibration and musculoskeletal screen; Musculoskeletal and ergonomic assessment</w:t>
             </w:r>
           </w:p>
         </w:tc>
@@ -14922,7 +15154,7 @@
           <w:sz w:val="17"/>
           <w:szCs w:val="17"/>
         </w:rPr>
-        <w:t xml:space="preserve">National Road Traffic Act 93 of 1996, read with the National Road Traffic Regulations, Professional Driving Permit medical fitness provisions</w:t>
+        <w:t xml:space="preserve">National Road Traffic Act 93 of 1996, Chapter 13 professional driving permits, read with the National Road Traffic Regulations, 2000 (GNR 225 of 17 March 2000), regulations 115 to 117: regulation 115 sets the categories of drivers requiring a professional driving permit, and regulation 117(b) disqualifies an applicant who is not medically fit, evidenced by the prescribed medical certificate form completed by a registered health practitioner.</w:t>
       </w:r>
     </w:p>
     <w:p>
@@ -14992,6 +15224,98 @@
           <w:szCs w:val="17"/>
         </w:rPr>
         <w:t xml:space="preserve">HPCSA Guidelines on Over Servicing, Perverse Incentives and Related Matters, Booklet 11</w:t>
+      </w:r>
+    </w:p>
+    <w:p>
+      <w:pPr>
+        <w:pStyle w:val="ListParagraph"/>
+        <w:numPr>
+          <w:ilvl w:val="0"/>
+          <w:numId w:val="2"/>
+        </w:numPr>
+        <w:spacing w:after="60"/>
+      </w:pPr>
+      <w:r>
+        <w:rPr>
+          <w:rFonts w:ascii="Arial" w:cs="Arial" w:eastAsia="Arial" w:hAnsi="Arial"/>
+          <w:b w:val="false"/>
+          <w:bCs w:val="false"/>
+          <w:i w:val="false"/>
+          <w:iCs w:val="false"/>
+          <w:color w:val="1A1A1A"/>
+          <w:sz w:val="17"/>
+          <w:szCs w:val="17"/>
+        </w:rPr>
+        <w:t xml:space="preserve">Driven Machinery Regulations, 2015, promulgated 24 June 2015 under GNR 539, 540 and 542 of 2015 in Government Gazettes 38904 and 38905, made under the Occupational Health and Safety Act 85 of 1993. Regulation 18 (lifting machines) requires that lifting machines are operated only by persons who are trained, certified competent, authorised in writing, and in possession of a medical certificate of fitness.</w:t>
+      </w:r>
+    </w:p>
+    <w:p>
+      <w:pPr>
+        <w:pStyle w:val="ListParagraph"/>
+        <w:numPr>
+          <w:ilvl w:val="0"/>
+          <w:numId w:val="2"/>
+        </w:numPr>
+        <w:spacing w:after="60"/>
+      </w:pPr>
+      <w:r>
+        <w:rPr>
+          <w:rFonts w:ascii="Arial" w:cs="Arial" w:eastAsia="Arial" w:hAnsi="Arial"/>
+          <w:b w:val="false"/>
+          <w:bCs w:val="false"/>
+          <w:i w:val="false"/>
+          <w:iCs w:val="false"/>
+          <w:color w:val="1A1A1A"/>
+          <w:sz w:val="17"/>
+          <w:szCs w:val="17"/>
+        </w:rPr>
+        <w:t xml:space="preserve">General Safety Regulations, 1986, GNR 1031, Government Gazette 10252, 30 May 1986, made under the Machinery and Occupational Safety Act 6 of 1983 and kept in force under the Occupational Health and Safety Act 85 of 1993. The Regulations govern first aid provision, personal protective equipment, work in elevated positions, ladders, and general workplace safety duties. They prescribe no standing medical battery: fitness for the work they govern rests on EEA section 7 inherent requirements.</w:t>
+      </w:r>
+    </w:p>
+    <w:p>
+      <w:pPr>
+        <w:pStyle w:val="ListParagraph"/>
+        <w:numPr>
+          <w:ilvl w:val="0"/>
+          <w:numId w:val="2"/>
+        </w:numPr>
+        <w:spacing w:after="60"/>
+      </w:pPr>
+      <w:r>
+        <w:rPr>
+          <w:rFonts w:ascii="Arial" w:cs="Arial" w:eastAsia="Arial" w:hAnsi="Arial"/>
+          <w:b w:val="false"/>
+          <w:bCs w:val="false"/>
+          <w:i w:val="false"/>
+          <w:iCs w:val="false"/>
+          <w:color w:val="1A1A1A"/>
+          <w:sz w:val="17"/>
+          <w:szCs w:val="17"/>
+        </w:rPr>
+        <w:t xml:space="preserve">General Administrative Regulations, 2003, GNR 929, Government Gazette 25129, 25 June 2003, made under section 43 of the Occupational Health and Safety Act 85 of 1993 after consultation with the Advisory Council for Occupational Health and Safety, repealing GNR 1449 of 6 September 1996. The Regulations govern incident reporting and recording, health and safety representatives and committees, and administrative duties. They prescribe no standing medical battery: the incident recording duties they impose feed the surveillance programme's review triggers.</w:t>
+      </w:r>
+    </w:p>
+    <w:p>
+      <w:pPr>
+        <w:pStyle w:val="ListParagraph"/>
+        <w:numPr>
+          <w:ilvl w:val="0"/>
+          <w:numId w:val="2"/>
+        </w:numPr>
+        <w:spacing w:after="60"/>
+      </w:pPr>
+      <w:r>
+        <w:rPr>
+          <w:rFonts w:ascii="Arial" w:cs="Arial" w:eastAsia="Arial" w:hAnsi="Arial"/>
+          <w:b w:val="false"/>
+          <w:bCs w:val="false"/>
+          <w:i w:val="false"/>
+          <w:iCs w:val="false"/>
+          <w:color w:val="1A1A1A"/>
+          <w:sz w:val="17"/>
+          <w:szCs w:val="17"/>
+        </w:rPr>
+        <w:t xml:space="preserve">Environmental Regulations for Workplaces, 1987, GN R.2281 of 16 October 1987, made under the Occupational Health and Safety Act 85 of 1993</w:t>
       </w:r>
     </w:p>
     <w:sectPr>
